--- a/public/files/safe-to-upload-ai-rehearsal.docx
+++ b/public/files/safe-to-upload-ai-rehearsal.docx
@@ -34,7 +34,7 @@
           <w:color w:val="080808"/>
           <w:sz w:val="21"/>
         </w:rPr>
-        <w:t>上載前安全檢查：找出並移除學生個人資料</w:t>
+        <w:t>⚠️ 本頁全部示例均為虛構，不涉及任何真實學生、學校或個案</w:t>
       </w:r>
     </w:p>
     <w:p>
@@ -60,7 +60,7 @@
           <w:rFonts w:ascii="Quicksand" w:hAnsi="Quicksand" w:cs="Quicksand" w:eastAsia="Noto Sans TC"/>
           <w:sz w:val="21"/>
         </w:rPr>
-        <w:t>分組，每組處理兩份示例。</w:t>
+        <w:t>分組，每組處理兩份示例</w:t>
       </w:r>
     </w:p>
     <w:p>
@@ -72,7 +72,7 @@
           <w:rFonts w:ascii="Quicksand" w:hAnsi="Quicksand" w:cs="Quicksand" w:eastAsia="Noto Sans TC"/>
           <w:sz w:val="21"/>
         </w:rPr>
-        <w:t>在每份示例中圈出「可識別學生」的資料。</w:t>
+        <w:t>在每份示例中圈出「可識別學生」的資料</w:t>
       </w:r>
     </w:p>
     <w:p>
@@ -84,7 +84,7 @@
           <w:rFonts w:ascii="Quicksand" w:hAnsi="Quicksand" w:cs="Quicksand" w:eastAsia="Noto Sans TC"/>
           <w:sz w:val="21"/>
         </w:rPr>
-        <w:t>寫出你會怎樣改寫它，令它可安全上載。</w:t>
+        <w:t>寫出你會怎樣改寫它，令它可安全上載</w:t>
       </w:r>
     </w:p>
     <w:p>
@@ -132,7 +132,7 @@
           <w:color w:val="080808"/>
           <w:sz w:val="21"/>
         </w:rPr>
-        <w:t>示例 2 — 數學工作紙 姓名：________ 日期：10 月 7 日 備註：本班唯一有讀寫障礙的學生，作答時間需加長 15 分鐘。</w:t>
+        <w:t>示例 2 — 數學工作紙 姓名：________ 日期：10 月 7 日 備註：本班唯一有讀寫障礙的學生，作答時間需加長 15 分鐘</w:t>
       </w:r>
     </w:p>
     <w:p>
@@ -143,7 +143,7 @@
           <w:color w:val="080808"/>
           <w:sz w:val="21"/>
         </w:rPr>
-        <w:t>示例 3 — 課堂照片 ［照片］課室內 6 名學生的正面照； 桌上名牌可見「李美儀」；黑板寫有「5A 班 10 月 7 日」。</w:t>
+        <w:t>示例 3 — 課堂照片 ［照片］課室內 6 名學生的正面照； 桌上名牌可見「李美儀」；黑板寫有「5A 班 10 月 7 日」</w:t>
       </w:r>
     </w:p>
     <w:p>
@@ -154,7 +154,7 @@
           <w:color w:val="080808"/>
           <w:sz w:val="21"/>
         </w:rPr>
-        <w:t>示例 4 — 輔導紀錄摘要 學生：黃志強（5C） 聯絡電話：9123 4567（家長） 事項：10 月 3 日課堂衝突事件跟進。</w:t>
+        <w:t>示例 4 — 輔導紀錄摘要 學生：黃志強（5C） 聯絡電話：9123 4567（家長） 事項：10 月 3 日課堂衝突事件跟進</w:t>
       </w:r>
     </w:p>
     <w:p>
@@ -379,7 +379,7 @@
                 <w:rFonts w:ascii="Quicksand" w:hAnsi="Quicksand" w:cs="Quicksand" w:eastAsia="Noto Sans TC"/>
                 <w:sz w:val="20"/>
               </w:rPr>
-              <w:t>姓名、班別、座位號 → 「學生 A」。文章內容亦要檢查是否寫到自己的學校、住處或家人。</w:t>
+              <w:t>姓名、班別、座位號 → 「學生 A」。文章內容亦要檢查是否寫到自己的學校、住處或家人</w:t>
             </w:r>
           </w:p>
         </w:tc>
@@ -394,7 +394,7 @@
                 <w:rFonts w:ascii="Quicksand" w:hAnsi="Quicksand" w:cs="Quicksand" w:eastAsia="Noto Sans TC"/>
                 <w:sz w:val="20"/>
               </w:rPr>
-              <w:t>若文章內容非常具體（例如「我住在 XX 邨第 3 座」），即使無姓名仍可識別。</w:t>
+              <w:t>若文章內容非常具體（例如「我住在 XX 邨第 3 座」），即使無姓名仍可識別</w:t>
             </w:r>
           </w:p>
         </w:tc>
@@ -426,7 +426,7 @@
                 <w:rFonts w:ascii="Quicksand" w:hAnsi="Quicksand" w:cs="Quicksand" w:eastAsia="Noto Sans TC"/>
                 <w:sz w:val="20"/>
               </w:rPr>
-              <w:t>「讀寫障礙」備註必須移除；班別與日期亦建議移除。</w:t>
+              <w:t>「讀寫障礙」備註必須移除；班別與日期亦建議移除</w:t>
             </w:r>
           </w:p>
         </w:tc>
@@ -441,7 +441,7 @@
                 <w:rFonts w:ascii="Quicksand" w:hAnsi="Quicksand" w:cs="Quicksand" w:eastAsia="Noto Sans TC"/>
                 <w:sz w:val="20"/>
               </w:rPr>
-              <w:t>最高風險。特殊教育需要屬敏感個人資料，即使無姓名亦不應上載。</w:t>
+              <w:t>最高風險。特殊教育需要屬敏感個人資料，即使無姓名亦不應上載</w:t>
             </w:r>
           </w:p>
         </w:tc>
@@ -473,7 +473,7 @@
                 <w:rFonts w:ascii="Quicksand" w:hAnsi="Quicksand" w:cs="Quicksand" w:eastAsia="Noto Sans TC"/>
                 <w:sz w:val="20"/>
               </w:rPr>
-              <w:t>整張照片不應上載。若必須，需裁剪至只有物件、無面孔、無名牌、無可辨識背景。</w:t>
+              <w:t>整張照片不應上載。若必須，需裁剪至只有物件、無面孔、無名牌、無可辨識背景</w:t>
             </w:r>
           </w:p>
         </w:tc>
@@ -488,7 +488,7 @@
                 <w:rFonts w:ascii="Quicksand" w:hAnsi="Quicksand" w:cs="Quicksand" w:eastAsia="Noto Sans TC"/>
                 <w:sz w:val="20"/>
               </w:rPr>
-              <w:t>校服、班房佈置、另一名學生的面孔，都足以構成識別。</w:t>
+              <w:t>校服、班房佈置、另一名學生的面孔，都足以構成識別</w:t>
             </w:r>
           </w:p>
         </w:tc>
@@ -520,7 +520,7 @@
                 <w:rFonts w:ascii="Quicksand" w:hAnsi="Quicksand" w:cs="Quicksand" w:eastAsia="Noto Sans TC"/>
                 <w:sz w:val="20"/>
               </w:rPr>
-              <w:t>整份不應上載。姓名、電話、事件三項均屬敏感資料。</w:t>
+              <w:t>整份不應上載。姓名、電話、事件三項均屬敏感資料</w:t>
             </w:r>
           </w:p>
         </w:tc>
@@ -535,7 +535,7 @@
                 <w:rFonts w:ascii="Quicksand" w:hAnsi="Quicksand" w:cs="Quicksand" w:eastAsia="Noto Sans TC"/>
                 <w:sz w:val="20"/>
               </w:rPr>
-              <w:t>即使移除姓名，「10 月 3 日課堂衝突」在班內仍是可識別的事件。</w:t>
+              <w:t>即使移除姓名，「10 月 3 日課堂衝突」在班內仍是可識別的事件</w:t>
             </w:r>
           </w:p>
         </w:tc>
@@ -567,7 +567,7 @@
                 <w:rFonts w:ascii="Quicksand" w:hAnsi="Quicksand" w:cs="Quicksand" w:eastAsia="Noto Sans TC"/>
                 <w:sz w:val="20"/>
               </w:rPr>
-              <w:t>整份不應上載。若只需測試格式，改用人名佔位符（學生 A、學生 B）。</w:t>
+              <w:t>整份不應上載。若只需測試格式，改用人名佔位符（學生 A、學生 B）</w:t>
             </w:r>
           </w:p>
         </w:tc>
@@ -582,7 +582,7 @@
                 <w:rFonts w:ascii="Quicksand" w:hAnsi="Quicksand" w:cs="Quicksand" w:eastAsia="Noto Sans TC"/>
                 <w:sz w:val="20"/>
               </w:rPr>
-              <w:t>全班名單外洩的影響範圍最大。</w:t>
+              <w:t>全班名單外洩的影響範圍最大</w:t>
             </w:r>
           </w:p>
         </w:tc>
@@ -614,7 +614,7 @@
                 <w:rFonts w:ascii="Quicksand" w:hAnsi="Quicksand" w:cs="Quicksand" w:eastAsia="Noto Sans TC"/>
                 <w:sz w:val="20"/>
               </w:rPr>
-              <w:t>改檔案名稱。檔名常含有姓名，容易被忽略。</w:t>
+              <w:t>改檔案名稱。檔名常含有姓名，容易被忽略</w:t>
             </w:r>
           </w:p>
         </w:tc>
@@ -629,7 +629,7 @@
                 <w:rFonts w:ascii="Quicksand" w:hAnsi="Quicksand" w:cs="Quicksand" w:eastAsia="Noto Sans TC"/>
                 <w:sz w:val="20"/>
               </w:rPr>
-              <w:t>內容無姓名 ≠ 安全；檔名與檔案中繼資料同樣會被讀取。</w:t>
+              <w:t>內容無姓名 ≠ 安全；檔名與檔案中繼資料同樣會被讀取</w:t>
             </w:r>
           </w:p>
         </w:tc>
@@ -644,42 +644,6 @@
           <w:sz w:val="21"/>
         </w:rPr>
         <w:t>核心觀念：姓名不是唯一識別碼。班別 + 座位號、班別 + 事件、 罕見的組合（例如「本校唯一的非華語插班生」），都足以識別個別學生。 要問的是：剩下的資料組合起來，校內還有誰能認出是誰？</w:t>
-      </w:r>
-    </w:p>
-    <w:p>
-      <w:pPr>
-        <w:spacing w:before="240" w:after="80"/>
-      </w:pPr>
-      <w:r>
-        <w:rPr>
-          <w:rFonts w:ascii="Quicksand" w:hAnsi="Quicksand" w:cs="Quicksand" w:eastAsia="Noto Sans TC"/>
-          <w:b/>
-          <w:color w:val="E10707"/>
-          <w:sz w:val="28"/>
-        </w:rPr>
-        <w:t>與 EDB 框架的關係 How this relates to the EDB framework</w:t>
-      </w:r>
-    </w:p>
-    <w:p>
-      <w:r>
-        <w:rPr>
-          <w:rFonts w:ascii="Quicksand" w:hAnsi="Quicksand" w:cs="Quicksand" w:eastAsia="Noto Sans TC"/>
-          <w:b w:val="0"/>
-          <w:color w:val="080808"/>
-          <w:sz w:val="21"/>
-        </w:rPr>
-        <w:t>對應 G《中小學應用人工智能教學指南》pp.2-4 and 2-9：妥善處理學習數據， 並在把學生作品上載供 AI 批改前，先移除可識別的部分。 Official documents: https://www.edb.gov.hk/en/edu-system/primary-secondary/applicable-to-primary-secondary/it-in-edu/debp.html</w:t>
-      </w:r>
-    </w:p>
-    <w:p>
-      <w:r>
-        <w:rPr>
-          <w:rFonts w:ascii="Quicksand" w:hAnsi="Quicksand" w:cs="Quicksand" w:eastAsia="Noto Sans TC"/>
-          <w:b w:val="0"/>
-          <w:color w:val="080808"/>
-          <w:sz w:val="21"/>
-        </w:rPr>
-        <w:t>本頁為 Beets 獨立製作的教學資源，並非 EDB 官方文件。This is an independent Beets resource, not an official EDB publication.</w:t>
       </w:r>
     </w:p>
     <w:sectPr>
